--- a/laravel-app/database/data/internship/handbooks/cloud_computing/Beyond_Cloud_Internship_Day_152_Student_Handbook.docx
+++ b/laravel-app/database/data/internship/handbooks/cloud_computing/Beyond_Cloud_Internship_Day_152_Student_Handbook.docx
@@ -38,7 +38,7 @@
           <w:color w:val="1E293B"/>
           <w:sz w:val="28"/>
         </w:rPr>
-        <w:t>Cost Estimation And Budgets</w:t>
+        <w:t>Secure Baselines and Configuration Hardening</w:t>
       </w:r>
     </w:p>
     <w:p>
@@ -50,7 +50,7 @@
           <w:b w:val="0"/>
           <w:sz w:val="22"/>
         </w:rPr>
-        <w:t>Guided practical. Full student study guide and practical laboratory manual for Beyond Enterprise interns.</w:t>
+        <w:t>Concept development. Full student study guide and practical laboratory manual for Beyond Enterprise interns.</w:t>
       </w:r>
     </w:p>
     <w:tbl>
@@ -141,7 +141,7 @@
               <w:rPr>
                 <w:sz w:val="18"/>
               </w:rPr>
-              <w:t>Guided practical</w:t>
+              <w:t>Concept development</w:t>
             </w:r>
           </w:p>
         </w:tc>
@@ -154,7 +154,7 @@
               <w:rPr>
                 <w:sz w:val="18"/>
               </w:rPr>
-              <w:t>advanced</w:t>
+              <w:t>intermediate-to-advanced</w:t>
             </w:r>
           </w:p>
         </w:tc>
@@ -167,7 +167,7 @@
               <w:rPr>
                 <w:sz w:val="18"/>
               </w:rPr>
-              <w:t>8 hours</w:t>
+              <w:t>8.0 hours</w:t>
             </w:r>
           </w:p>
         </w:tc>
@@ -180,7 +180,7 @@
               <w:rPr>
                 <w:sz w:val="18"/>
               </w:rPr>
-              <w:t>VirtualBox, Docker, GitHub, free tiers or local cloud emulators</w:t>
+              <w:t>local security tools, Docker, IaC scanners, NIST/CSA/CIS guidance, Git</w:t>
             </w:r>
           </w:p>
         </w:tc>
@@ -198,7 +198,7 @@
           <w:color w:val="0B3F90"/>
           <w:sz w:val="20"/>
         </w:rPr>
-        <w:t>Day 152 objective  Complete the guided practical for Cost Estimation And Budgets: Apply cost estimation and budgets safely and explain the result in a professional technical report.</w:t>
+        <w:t>Day 152 objective  Complete the concept development for Secure Baselines and Configuration Hardening: Evaluate a disposable system against an approved baseline.</w:t>
       </w:r>
     </w:p>
     <w:p>
@@ -270,7 +270,7 @@
           <w:b w:val="0"/>
           <w:sz w:val="22"/>
         </w:rPr>
-        <w:t>Submit: Screenshots/photos of the major steps, configuration or worksheet, and a concise result description..</w:t>
+        <w:t>Submit: Setup evidence, completed lab artifact, independent verification, cost/cleanup record, safety check, and short technical report..</w:t>
       </w:r>
     </w:p>
     <w:p>
@@ -364,7 +364,7 @@
               <w:rPr>
                 <w:sz w:val="18"/>
               </w:rPr>
-              <w:t>0:00–0:20</w:t>
+              <w:t>0:00–0:30</w:t>
             </w:r>
           </w:p>
         </w:tc>
@@ -377,7 +377,7 @@
               <w:rPr>
                 <w:sz w:val="18"/>
               </w:rPr>
-              <w:t>Authorization + tool verify</w:t>
+              <w:t>Assessment brief + rubric review</w:t>
             </w:r>
           </w:p>
         </w:tc>
@@ -390,7 +390,7 @@
               <w:rPr>
                 <w:sz w:val="18"/>
               </w:rPr>
-              <w:t>Pre-flight</w:t>
+              <w:t>Plan</w:t>
             </w:r>
           </w:p>
         </w:tc>
@@ -405,7 +405,7 @@
               <w:rPr>
                 <w:sz w:val="18"/>
               </w:rPr>
-              <w:t>0:20–1:50</w:t>
+              <w:t>0:30–2:30</w:t>
             </w:r>
           </w:p>
         </w:tc>
@@ -418,7 +418,7 @@
               <w:rPr>
                 <w:sz w:val="18"/>
               </w:rPr>
-              <w:t>Guided practical steps 1–N</w:t>
+              <w:t>End-to-end demonstration</w:t>
             </w:r>
           </w:p>
         </w:tc>
@@ -431,7 +431,7 @@
               <w:rPr>
                 <w:sz w:val="18"/>
               </w:rPr>
-              <w:t>Working artifact</w:t>
+              <w:t>Demo evidence</w:t>
             </w:r>
           </w:p>
         </w:tc>
@@ -446,7 +446,7 @@
               <w:rPr>
                 <w:sz w:val="18"/>
               </w:rPr>
-              <w:t>1:50–2:05</w:t>
+              <w:t>2:30–2:45</w:t>
             </w:r>
           </w:p>
         </w:tc>
@@ -487,7 +487,7 @@
               <w:rPr>
                 <w:sz w:val="18"/>
               </w:rPr>
-              <w:t>2:05–3:50</w:t>
+              <w:t>2:45–4:15</w:t>
             </w:r>
           </w:p>
         </w:tc>
@@ -500,7 +500,7 @@
               <w:rPr>
                 <w:sz w:val="18"/>
               </w:rPr>
-              <w:t>Evaluation / measurement</w:t>
+              <w:t>Self-score against rubric</w:t>
             </w:r>
           </w:p>
         </w:tc>
@@ -513,7 +513,7 @@
               <w:rPr>
                 <w:sz w:val="18"/>
               </w:rPr>
-              <w:t>Metrics or checks</w:t>
+              <w:t>Self-score sheet</w:t>
             </w:r>
           </w:p>
         </w:tc>
@@ -528,7 +528,7 @@
               <w:rPr>
                 <w:sz w:val="18"/>
               </w:rPr>
-              <w:t>3:50–4:05</w:t>
+              <w:t>4:15–5:45</w:t>
             </w:r>
           </w:p>
         </w:tc>
@@ -541,7 +541,7 @@
               <w:rPr>
                 <w:sz w:val="18"/>
               </w:rPr>
-              <w:t>Break</w:t>
+              <w:t>Reflection: wins, failures, next steps</w:t>
             </w:r>
           </w:p>
         </w:tc>
@@ -554,7 +554,7 @@
               <w:rPr>
                 <w:sz w:val="18"/>
               </w:rPr>
-              <w:t>—</w:t>
+              <w:t>Reflection</w:t>
             </w:r>
           </w:p>
         </w:tc>
@@ -569,7 +569,7 @@
               <w:rPr>
                 <w:sz w:val="18"/>
               </w:rPr>
-              <w:t>4:05–5:50</w:t>
+              <w:t>5:45–8:00</w:t>
             </w:r>
           </w:p>
         </w:tc>
@@ -582,7 +582,7 @@
               <w:rPr>
                 <w:sz w:val="18"/>
               </w:rPr>
-              <w:t>Responsible checkpoint + fixes</w:t>
+              <w:t>Final evidence pack + report</w:t>
             </w:r>
           </w:p>
         </w:tc>
@@ -595,89 +595,7 @@
               <w:rPr>
                 <w:sz w:val="18"/>
               </w:rPr>
-              <w:t>Risk table</w:t>
-            </w:r>
-          </w:p>
-        </w:tc>
-      </w:tr>
-      <w:tr>
-        <w:tc>
-          <w:tcPr>
-            <w:tcW w:type="dxa" w:w="3408"/>
-          </w:tcPr>
-          <w:p>
-            <w:r>
-              <w:rPr>
-                <w:sz w:val="18"/>
-              </w:rPr>
-              <w:t>5:50–7:10</w:t>
-            </w:r>
-          </w:p>
-        </w:tc>
-        <w:tc>
-          <w:tcPr>
-            <w:tcW w:type="dxa" w:w="3408"/>
-          </w:tcPr>
-          <w:p>
-            <w:r>
-              <w:rPr>
-                <w:sz w:val="18"/>
-              </w:rPr>
-              <w:t>Evidence + report</w:t>
-            </w:r>
-          </w:p>
-        </w:tc>
-        <w:tc>
-          <w:tcPr>
-            <w:tcW w:type="dxa" w:w="3408"/>
-          </w:tcPr>
-          <w:p>
-            <w:r>
-              <w:rPr>
-                <w:sz w:val="18"/>
-              </w:rPr>
-              <w:t>Pack</w:t>
-            </w:r>
-          </w:p>
-        </w:tc>
-      </w:tr>
-      <w:tr>
-        <w:tc>
-          <w:tcPr>
-            <w:tcW w:type="dxa" w:w="3408"/>
-          </w:tcPr>
-          <w:p>
-            <w:r>
-              <w:rPr>
-                <w:sz w:val="18"/>
-              </w:rPr>
-              <w:t>7:10–8:00</w:t>
-            </w:r>
-          </w:p>
-        </w:tc>
-        <w:tc>
-          <w:tcPr>
-            <w:tcW w:type="dxa" w:w="3408"/>
-          </w:tcPr>
-          <w:p>
-            <w:r>
-              <w:rPr>
-                <w:sz w:val="18"/>
-              </w:rPr>
-              <w:t>Self-check + supervisor rehearsal</w:t>
-            </w:r>
-          </w:p>
-        </w:tc>
-        <w:tc>
-          <w:tcPr>
-            <w:tcW w:type="dxa" w:w="3408"/>
-          </w:tcPr>
-          <w:p>
-            <w:r>
-              <w:rPr>
-                <w:sz w:val="18"/>
-              </w:rPr>
-              <w:t>Ready pack</w:t>
+              <w:t>Submission</w:t>
             </w:r>
           </w:p>
         </w:tc>
@@ -701,7 +619,7 @@
           <w:b w:val="0"/>
           <w:sz w:val="20"/>
         </w:rPr>
-        <w:t>Curriculum objective (source of truth): Apply cost estimation and budgets safely and explain the result in a professional technical report.</w:t>
+        <w:t>Curriculum objective (source of truth): Evaluate a disposable system against an approved baseline.</w:t>
       </w:r>
     </w:p>
     <w:p>
@@ -713,7 +631,7 @@
           <w:b w:val="0"/>
           <w:sz w:val="22"/>
         </w:rPr>
-        <w:t>Explain Cost Estimation And Budgets to a supervisor in under two minutes.</w:t>
+        <w:t>Explain Secure Baselines and Configuration Hardening to a supervisor in under two minutes.</w:t>
       </w:r>
     </w:p>
     <w:p>
@@ -725,7 +643,7 @@
           <w:b w:val="0"/>
           <w:sz w:val="22"/>
         </w:rPr>
-        <w:t>Configure or verify the approved tools required for Cost Estimation And Budgets.</w:t>
+        <w:t>Configure or verify the approved tools required for Secure Baselines and Configuration Hardening.</w:t>
       </w:r>
     </w:p>
     <w:p>
@@ -737,7 +655,7 @@
           <w:b w:val="0"/>
           <w:sz w:val="22"/>
         </w:rPr>
-        <w:t>Implement or perform the guided practical practical for this topic.</w:t>
+        <w:t>Implement or perform the concept development practical for this topic.</w:t>
       </w:r>
     </w:p>
     <w:p>
@@ -793,7 +711,7 @@
           <w:b w:val="0"/>
           <w:sz w:val="22"/>
         </w:rPr>
-        <w:t>Define the professional meaning of “Cost Estimation And Budgets” before you use tools. Do not split the title into meaningless words. Connect each concept to today's practical action.</w:t>
+        <w:t>Define the professional meaning of “Secure Baselines and Configuration Hardening” before you use tools. Do not split the title into meaningless words. Connect each concept to today's practical action.</w:t>
       </w:r>
     </w:p>
     <w:tbl>
@@ -901,7 +819,7 @@
               <w:rPr>
                 <w:sz w:val="18"/>
               </w:rPr>
-              <w:t>Core topic skill</w:t>
+              <w:t>Authorization</w:t>
             </w:r>
           </w:p>
         </w:tc>
@@ -914,7 +832,7 @@
               <w:rPr>
                 <w:sz w:val="18"/>
               </w:rPr>
-              <w:t>Professional practice for Cost Estimation And Budgets</w:t>
+              <w:t>Written permission for the exact scope</w:t>
             </w:r>
           </w:p>
         </w:tc>
@@ -927,7 +845,7 @@
               <w:rPr>
                 <w:sz w:val="18"/>
               </w:rPr>
-              <w:t>Complete today's practical objective</w:t>
+              <w:t>Confirm lab isolation</w:t>
             </w:r>
           </w:p>
         </w:tc>
@@ -940,7 +858,7 @@
               <w:rPr>
                 <w:sz w:val="18"/>
               </w:rPr>
-              <w:t>Shallow buzzword-only work</w:t>
+              <w:t>Offensive action outside sandbox</w:t>
             </w:r>
           </w:p>
         </w:tc>
@@ -953,7 +871,7 @@
               <w:rPr>
                 <w:sz w:val="18"/>
               </w:rPr>
-              <w:t>Demonstrate with evidence</w:t>
+              <w:t>Written supervisor approval</w:t>
             </w:r>
           </w:p>
         </w:tc>
@@ -968,7 +886,7 @@
               <w:rPr>
                 <w:sz w:val="18"/>
               </w:rPr>
-              <w:t>Tool discipline</w:t>
+              <w:t>CIA triad</w:t>
             </w:r>
           </w:p>
         </w:tc>
@@ -981,7 +899,7 @@
               <w:rPr>
                 <w:sz w:val="18"/>
               </w:rPr>
-              <w:t>Use only approved tools/versions</w:t>
+              <w:t>Confidentiality, integrity, availability</w:t>
             </w:r>
           </w:p>
         </w:tc>
@@ -994,7 +912,7 @@
               <w:rPr>
                 <w:sz w:val="18"/>
               </w:rPr>
-              <w:t>Verify tools before lab</w:t>
+              <w:t>Map controls to CIA</w:t>
             </w:r>
           </w:p>
         </w:tc>
@@ -1007,7 +925,7 @@
               <w:rPr>
                 <w:sz w:val="18"/>
               </w:rPr>
-              <w:t>Unapproved downloads</w:t>
+              <w:t>Fixing one pillar while breaking another</w:t>
             </w:r>
           </w:p>
         </w:tc>
@@ -1020,7 +938,7 @@
               <w:rPr>
                 <w:sz w:val="18"/>
               </w:rPr>
-              <w:t>Official sources only</w:t>
+              <w:t>Risk table in report</w:t>
             </w:r>
           </w:p>
         </w:tc>
@@ -1035,7 +953,7 @@
               <w:rPr>
                 <w:sz w:val="18"/>
               </w:rPr>
-              <w:t>Professional documentation</w:t>
+              <w:t>Least privilege</w:t>
             </w:r>
           </w:p>
         </w:tc>
@@ -1048,7 +966,7 @@
               <w:rPr>
                 <w:sz w:val="18"/>
               </w:rPr>
-              <w:t>Clear enough for handover</w:t>
+              <w:t>Only the access needed</w:t>
             </w:r>
           </w:p>
         </w:tc>
@@ -1061,7 +979,7 @@
               <w:rPr>
                 <w:sz w:val="18"/>
               </w:rPr>
-              <w:t>Write procedure + results</w:t>
+              <w:t>Use lab accounts, not admin everywhere</w:t>
             </w:r>
           </w:p>
         </w:tc>
@@ -1074,7 +992,7 @@
               <w:rPr>
                 <w:sz w:val="18"/>
               </w:rPr>
-              <w:t>Undocumented changes</w:t>
+              <w:t>Standing admin rights</w:t>
             </w:r>
           </w:p>
         </w:tc>
@@ -1087,7 +1005,7 @@
               <w:rPr>
                 <w:sz w:val="18"/>
               </w:rPr>
-              <w:t>README + report template</w:t>
+              <w:t>Separate admin/user sessions</w:t>
             </w:r>
           </w:p>
         </w:tc>
@@ -1348,7 +1266,7 @@
           <w:b w:val="0"/>
           <w:sz w:val="22"/>
         </w:rPr>
-        <w:t>Tools available: VirtualBox, Docker, GitHub, free tiers or local cloud emulators.</w:t>
+        <w:t>Tools available: local security tools, Docker, IaC scanners, NIST/CSA/CIS guidance, Git.</w:t>
       </w:r>
     </w:p>
     <w:p>
@@ -1463,7 +1381,7 @@
               <w:rPr>
                 <w:sz w:val="18"/>
               </w:rPr>
-              <w:t>VirtualBox, Docker, GitHub, free tiers or local cloud emulators</w:t>
+              <w:t>local security tools, Docker, IaC scanners, NIST/CSA/CIS guidance, Git</w:t>
             </w:r>
           </w:p>
         </w:tc>
@@ -1545,7 +1463,7 @@
           <w:b w:val="0"/>
           <w:sz w:val="18"/>
         </w:rPr>
-        <w:t>└── Day_152_Cost_Estimation_And_Budgets/</w:t>
+        <w:t>└── Day_152_Secure_Baselines_and_Configuration_Hardening/</w:t>
       </w:r>
     </w:p>
     <w:p>
@@ -1698,7 +1616,7 @@
           <w:b w:val="0"/>
           <w:sz w:val="18"/>
         </w:rPr>
-        <w:t>mkdir Beyond_Cloud_Internship\Day_152_Cost_Estimation_And_Budgets\evidence, Beyond_Cloud_Internship\Day_152_Cost_Estimation_And_Budgets\notebooks, Beyond_Cloud_Internship\Day_152_Cost_Estimation_And_Budgets\src, Beyond_Cloud_Internship\Day_152_Cost_Estimation_And_Budgets\data, Beyond_Cloud_Internship\Day_152_Cost_Estimation_And_Budgets\output, Beyond_Cloud_Internship\Day_152_Cost_Estimation_And_Budgets\report -Force</w:t>
+        <w:t>mkdir Beyond_Cloud_Internship\Day_152_Secure_Baselines_and_Configuration_Hardening\evidence, Beyond_Cloud_Internship\Day_152_Secure_Baselines_and_Configuration_Hardening\notebooks, Beyond_Cloud_Internship\Day_152_Secure_Baselines_and_Configuration_Hardening\src, Beyond_Cloud_Internship\Day_152_Secure_Baselines_and_Configuration_Hardening\data, Beyond_Cloud_Internship\Day_152_Secure_Baselines_and_Configuration_Hardening\output, Beyond_Cloud_Internship\Day_152_Secure_Baselines_and_Configuration_Hardening\report -Force</w:t>
       </w:r>
     </w:p>
     <w:p/>
@@ -1739,7 +1657,7 @@
           <w:b w:val="0"/>
           <w:sz w:val="18"/>
         </w:rPr>
-        <w:t>mkdir -p Beyond_Cloud_Internship/Day_152_Cost_Estimation_And_Budgets/{evidence,notebooks,src,data,output,report}</w:t>
+        <w:t>mkdir -p Beyond_Cloud_Internship/Day_152_Secure_Baselines_and_Configuration_Hardening/{evidence,notebooks,src,data,output,report}</w:t>
       </w:r>
     </w:p>
     <w:p/>
@@ -1855,7 +1773,7 @@
           <w:color w:val="0B3F90"/>
           <w:sz w:val="24"/>
         </w:rPr>
-        <w:t>Guided practical: Cost Estimation And Budgets</w:t>
+        <w:t>Concept development: Secure Baselines and Configuration Hardening</w:t>
       </w:r>
     </w:p>
     <w:p>
@@ -1879,7 +1797,7 @@
           <w:b w:val="0"/>
           <w:sz w:val="20"/>
         </w:rPr>
-        <w:t>• Follow the approved step-by-step lab for cost estimation and budgets. Record every important command, setting or connection.</w:t>
+        <w:t>• Review Day 151 prerequisites and read the complete Day 152 objective before changing any lab resource.</w:t>
       </w:r>
     </w:p>
     <w:p>
@@ -1891,7 +1809,7 @@
           <w:b w:val="0"/>
           <w:sz w:val="20"/>
         </w:rPr>
-        <w:t>• Work only in an authorized lab, VM or on equipment assigned by Beyond.</w:t>
+        <w:t>• Confirm written authorization, account/sandbox boundary, region, quota, budget alert, and cleanup responsibility before provisioning.</w:t>
       </w:r>
     </w:p>
     <w:p>
@@ -1903,7 +1821,79 @@
           <w:b w:val="0"/>
           <w:sz w:val="20"/>
         </w:rPr>
-        <w:t>• Keep time entries truthful and ask the supervisor before changing production equipment.</w:t>
+        <w:t>• Verify only the tools required today and record versions; prefer local emulators when provider access or free-tier status is uncertain.</w:t>
+      </w:r>
+    </w:p>
+    <w:p>
+      <w:pPr>
+        <w:spacing w:after="120"/>
+      </w:pPr>
+      <w:r>
+        <w:rPr>
+          <w:b w:val="0"/>
+          <w:sz w:val="20"/>
+        </w:rPr>
+        <w:t>• Create Day_152_secure_baselines_and_configuration_hardening with evidence, config or src, output, and report folders. Prevent secrets and state files from entering version control.</w:t>
+      </w:r>
+    </w:p>
+    <w:p>
+      <w:pPr>
+        <w:spacing w:after="120"/>
+      </w:pPr>
+      <w:r>
+        <w:rPr>
+          <w:b w:val="0"/>
+          <w:sz w:val="20"/>
+        </w:rPr>
+        <w:t>• Complete the practical objective: Evaluate a disposable system against an approved baseline.</w:t>
+      </w:r>
+    </w:p>
+    <w:p>
+      <w:pPr>
+        <w:spacing w:after="120"/>
+      </w:pPr>
+      <w:r>
+        <w:rPr>
+          <w:b w:val="0"/>
+          <w:sz w:val="20"/>
+        </w:rPr>
+        <w:t>• Record commands/configuration, expected result, observed result, resource identifiers without secrets, cost/usage check, and any deviations.</w:t>
+      </w:r>
+    </w:p>
+    <w:p>
+      <w:pPr>
+        <w:spacing w:after="120"/>
+      </w:pPr>
+      <w:r>
+        <w:rPr>
+          <w:b w:val="0"/>
+          <w:sz w:val="20"/>
+        </w:rPr>
+        <w:t>• Verify independently using a second command, connectivity test, configuration diff, monitoring view, clean rerun, restore test, or peer review.</w:t>
+      </w:r>
+    </w:p>
+    <w:p>
+      <w:pPr>
+        <w:spacing w:after="120"/>
+      </w:pPr>
+      <w:r>
+        <w:rPr>
+          <w:b w:val="0"/>
+          <w:sz w:val="20"/>
+        </w:rPr>
+        <w:t>• Stop and remove only assigned disposable resources; verify deletion, released IPs/storage, stopped services, and current billing/usage dashboard where applicable.</w:t>
+      </w:r>
+    </w:p>
+    <w:p>
+      <w:pPr>
+        <w:spacing w:after="120"/>
+      </w:pPr>
+      <w:r>
+        <w:rPr>
+          <w:b w:val="0"/>
+          <w:sz w:val="20"/>
+        </w:rPr>
+        <w:t>• Package evidence and write a professional report covering architecture, security, cost, verification, troubleshooting, limitations, and AI/tool assistance.</w:t>
       </w:r>
     </w:p>
     <w:p>
@@ -1929,7 +1919,7 @@
           <w:b w:val="0"/>
           <w:sz w:val="18"/>
         </w:rPr>
-        <w:t># day_152_lab.py — Guided practical: Cost Estimation And Budgets</w:t>
+        <w:t># day_152_lab.py — Concept development: Secure Baselines and Configuration Hardening</w:t>
       </w:r>
     </w:p>
     <w:p>
@@ -1971,7 +1961,7 @@
           <w:b w:val="0"/>
           <w:sz w:val="18"/>
         </w:rPr>
-        <w:t>"""Day 152 practical starter for Cost Estimation And Budgets.</w:t>
+        <w:t>"""Day 152 practical starter for Secure Baselines and Configuration Hardening.</w:t>
       </w:r>
     </w:p>
     <w:p>
@@ -2153,7 +2143,7 @@
           <w:b w:val="0"/>
           <w:sz w:val="18"/>
         </w:rPr>
-        <w:t xml:space="preserve">    print("Program topic:", 'Cost Estimation And Budgets')</w:t>
+        <w:t xml:space="preserve">    print("Program topic:", 'Secure Baselines and Configuration Hardening')</w:t>
       </w:r>
     </w:p>
     <w:p>
@@ -2167,7 +2157,7 @@
           <w:b w:val="0"/>
           <w:sz w:val="18"/>
         </w:rPr>
-        <w:t xml:space="preserve">    print("Day mode:", 'Guided practical')</w:t>
+        <w:t xml:space="preserve">    print("Day mode:", 'Concept development')</w:t>
       </w:r>
     </w:p>
     <w:p>
@@ -5772,7 +5762,7 @@
           <w:b w:val="0"/>
           <w:sz w:val="22"/>
         </w:rPr>
-        <w:t>Objective addressed for Cost Estimation And Budgets</w:t>
+        <w:t>Objective addressed for Secure Baselines and Configuration Hardening</w:t>
       </w:r>
     </w:p>
     <w:p>
@@ -5784,7 +5774,7 @@
           <w:b w:val="0"/>
           <w:sz w:val="22"/>
         </w:rPr>
-        <w:t>Guided practical practical completed</w:t>
+        <w:t>Concept development practical completed</w:t>
       </w:r>
     </w:p>
     <w:p>
@@ -5876,7 +5866,7 @@
           <w:b w:val="0"/>
           <w:sz w:val="22"/>
         </w:rPr>
-        <w:t>Matches: Screenshots/photos of the major steps, configuration or worksheet, and a concise result description.</w:t>
+        <w:t>Matches: Setup evidence, completed lab artifact, independent verification, cost/cleanup record, safety check, and short technical report.</w:t>
       </w:r>
     </w:p>
     <w:p>
@@ -5908,7 +5898,7 @@
           <w:b w:val="0"/>
           <w:sz w:val="22"/>
         </w:rPr>
-        <w:t>Explain Cost Estimation And Budgets without reading.</w:t>
+        <w:t>Explain Secure Baselines and Configuration Hardening without reading.</w:t>
       </w:r>
     </w:p>
     <w:p>
@@ -6000,7 +5990,7 @@
           <w:b w:val="0"/>
           <w:sz w:val="22"/>
         </w:rPr>
-        <w:t>Today is Day 152 (Guided practical) on Cost Estimation And Budgets. I worked only in the authorized Beyond cloud lab. I completed the practical objective, verified with a second check, and packaged evidence. Main risk: unauthorized or unsafe action; control: checklist + supervisor escalation. Limitation: classroom/lab scope only. Next: continue the topic cycle and keep documentation reproducible.</w:t>
+        <w:t>Today is Day 152 (Concept development) on Secure Baselines and Configuration Hardening. I worked only in the authorized Beyond cloud lab. I completed the practical objective, verified with a second check, and packaged evidence. Main risk: unauthorized or unsafe action; control: checklist + supervisor escalation. Limitation: classroom/lab scope only. Next: continue the topic cycle and keep documentation reproducible.</w:t>
       </w:r>
     </w:p>
     <w:p>
